--- a/example_articles/countries/Dominica/1.countries_Dominica_New_York_Times.docx
+++ b/example_articles/countries/Dominica/1.countries_Dominica_New_York_Times.docx
@@ -27,17 +27,17 @@
     </w:p>
     <w:p>
       <w:r>
-        <w:t>Source File: NYT/40.DOCX</w:t>
+        <w:t>Source file: NYT/40.DOCX</w:t>
       </w:r>
     </w:p>
     <w:p>
       <w:r>
-        <w:t>Raw locations result: ['Dominican Republic', 'United States (New York)']</w:t>
+        <w:t>Raw locations result, 'locations': ['Dominican Republic', 'United States (New York)']</w:t>
       </w:r>
     </w:p>
     <w:p>
       <w:r>
-        <w:t>countries_stand_flat (Standardized): Dominica</w:t>
+        <w:t>Standardized locations result, 'countries_stand_flat': Dominica</w:t>
       </w:r>
     </w:p>
     <w:p>

--- a/example_articles/countries/Dominica/1.countries_Dominica_New_York_Times.docx
+++ b/example_articles/countries/Dominica/1.countries_Dominica_New_York_Times.docx
@@ -7,7 +7,7 @@
         <w:pStyle w:val="Heading1"/>
       </w:pPr>
       <w:r>
-        <w:t>Director Zigs From Stars to Nonactors</w:t>
+        <w:t>Dominican Republic on Edge of a Default</w:t>
       </w:r>
     </w:p>
     <w:p>
@@ -17,22 +17,22 @@
     </w:p>
     <w:p>
       <w:r>
-        <w:t>Date: 2005-09-22</w:t>
+        <w:t>Date: 2004-08-06</w:t>
       </w:r>
     </w:p>
     <w:p>
       <w:r>
-        <w:t>Section: Section E; Column 3; The Arts/Cultural Desk; Pg. 1</w:t>
+        <w:t>Section: Section W; Column 3; Business/Financial Desk; Pg. 1</w:t>
       </w:r>
     </w:p>
     <w:p>
       <w:r>
-        <w:t>Source file: NYT/40.DOCX</w:t>
+        <w:t>Source file: NYT/45.DOCX</w:t>
       </w:r>
     </w:p>
     <w:p>
       <w:r>
-        <w:t>Raw locations result, 'locations': ['Dominican Republic', 'United States (New York)']</w:t>
+        <w:t>Raw locations result, 'locations': ['Dominican Republic']</w:t>
       </w:r>
     </w:p>
     <w:p>
@@ -49,27 +49,49 @@
     </w:p>
     <w:p>
       <w:r>
-        <w:t xml:space="preserve">''Is it inappropriate for the director of 'Ocean's Twelve' to go to Belpre, Ohio?'' Steven Soderbergh asked recently, during the Toronto International Film Festival. The director was here for the premiere of his latest film, ''Bubble,'' a drama about working-class characters swept away by jealousy and murder and driven by forces they cannot wholly articulate. </w:t>
+        <w:t xml:space="preserve">The Dominican Republic is coming uncomfortably close to a default on its foreign debt as the incoming administration of Leonel Fernandez, who assumes the presidency later this month, positions itself to grapple with a simmering economic crisis. </w:t>
         <w:br/>
-        <w:t xml:space="preserve">  Mr. Soderbergh shot the pocket-size film in the small city of Belpre with a cast of nonprofessionals, so while his question was rhetorical, his answer was fraught with complication. (The film is to be shown at the New York Film Festival on Sunday and Monday, and is scheduled for release in January.)</w:t>
+        <w:t xml:space="preserve"> Signs of increased hardship are evident throughout this capital city of two million, with prices for basic foods nearly doubling in the last year. Shortages of gasoline and propane have idled many automobiles, and electricity blackouts last as long as 20 hours, blanketing much of Santo Domingo in darkness at nightfall.</w:t>
         <w:br/>
-        <w:t>''All I can really defend,'' he continued, ''is my experience of making the movie and what it was like for us to be there and what the experience was like for the people in Ohio and West Virginia who were involved in making the movie. I'm process-driven, I'm not result-driven.'' He went on to say, ''We wanted to create a site-specific piece of film. So the people we cast in the movie fill it; we didn't. We didn't put words in their mouths.'' He cannot, he said, worry about those who will accuse him of condescending to his characters, men and women from a world so seemingly alien from his own and that of most film critics.</w:t>
+        <w:t xml:space="preserve"> ''Life has become much more of a struggle to survive, period,'' said Maxima Prensa, 36, who operates a hair salon in the living room of her home in a working-class neighborhood here. ''The proof of this is all around us.''</w:t>
         <w:br/>
-        <w:t xml:space="preserve">  This defensive posture may seem surprising, but it is understandable. Some early viewers have hailed ''Bubble'' as a return to independent form for the director, and the film does come in the wake of ''Ocean's Twelve,'' a disposable studio entertainment that found Mr. Soderbergh cavorting about Lake Como, Italy, with the glittering likes of Julia Roberts and his production partner, George Clooney. That said, ''Bubble'' will seem like a stretch only to those who have not tracked his career for the past decade and half. Since his high-profile feature debut, in 1989, with ''sex, lies and videotape,'' which earned him a deal with an industry comer called Miramax and top honors at the Cannes Film Festival, Mr. Soderbergh, 42, has made a habit out of tweaking expectations, and not without obvious enjoyment. </w:t>
+        <w:t xml:space="preserve"> The outgoing administration of President Hipolito Mejia, trounced in a re-election bid in May, has come under criticism for using public money to compensate a relatively small number of depositors who stood to lose from several bank failures in the last year. That bailout cost the government an amount equivalent to about a fifth of gross domestic product. </w:t>
         <w:br/>
-        <w:t xml:space="preserve">  There is a sense of restlessness about the man and of play, evident in December 2000 when, with ''Traffic'' about to open, he was prepping his first Las Vegas caper film, ''Ocean's Eleven,'' a movie he likened to a windup toy. The film's complex logistics were pieces of a puzzle to be worked out and preferably on or under budget. (''I've never gone over budget,'' he volunteered.) For him, filmmaking seems to involve a degree of problem solving. With ''Ocean's Twelve,'' one challenge was to make a different film from ''Ocean's Eleven.'' The other challenge, he added, broaching the decision to have Ms. Roberts play herself, was to see ''how far you could push certain conceptual ideas like the Julia thing. Warner Brothers was very, very, very nervous about the Julia as Julia idea.'' </w:t>
+        <w:t xml:space="preserve"> Tension over a deteriorating economy is manifesting itself in various ways, including the actions of a mob of protesters at the University of Santo Domingo on Tuesday who pelted the windshields of vehicles in Mr. Mejia's motorcade with stones only to be chased away by bodyguards who fired more than 100 shots into the air in the protesters' direction. No one was seriously injured in the clash. </w:t>
         <w:br/>
-        <w:t xml:space="preserve">  Despite its modest scale and chump-change budget, ''Bubble'' presented an equally tough set of demands. The idea came to him after ''K Street,'' his and Mr. Clooney's underappreciated 2003 HBO series about Washington lobbyists. ''One of the things that people discussed is that the real people were so much better than the actors,'' he said. ''I heard that a lot. I walked away thinking, well, maybe it's time to try something where I'm not using actors at all. Because, look, there absolutely was a difference between what our actors were doing in that show and what the real people were doing. So I thought, O.K., I want to make a movie where I just jump into the other world and where everybody on-screen is nonprofessional.'' </w:t>
+        <w:t xml:space="preserve"> Mr. Mejia, an businessman known for his populist rhetoric, has shown little inclination to deal with pressing issues during his remaining days in office, preferring instead to reward political supporters. In one move in recent days, his administration said it was seeking to allow civil servants to buy automobiles without paying import duties.</w:t>
         <w:br/>
-        <w:t xml:space="preserve">  He was given the chance to jump by those new media machers and tech evangelicals Mark Cuban and Todd Wagner. ''At the time that we started having these conversations,'' Mr. Soderbergh said, ''what really prompted it is they had bought Landmark Theaters. And I knew they had HDNet. And I was sort of tracking where the whole DVD thing was going. And I guess it was about a year and a half ago when we met in New York. And I said, O.K., here's an idea: You're trying to brand your network, we all feel like these windows are going to collapse. Let's set up a situation where I make a cycle of films for a certain amount of money and they go out day and date on all formats'' -- simultaneous theatrical, cable and DVD releases -- ''and let's see what happens. And when they say yes, they just go.''</w:t>
+        <w:t xml:space="preserve"> Meanwhile, Mr. Fernandez, a lawyer raised in the Bronx who served a previous term as president in the 1990's when the Dominican Republic was one of Latin America's fastest-growing countries, is under pressure from international creditors to rapidly come up with a cohesive plan for dealing with a string of costly bank failures and soaring prices for imported oil and natural gas. </w:t>
         <w:br/>
-        <w:t xml:space="preserve">  Which is how Mr. Soderbergh ended up with a high-definition camera -- the same one George Lucas used for the last two ''Star Wars'' movies -- in Belpre, where he set his sights on his three unlikely stars. Written by Coleman Hough (who also wrote the similarly fast and cheap, and much-maligned, ''Full Frontal''), the story pivots on two women (played by Debbie Doebereiner and Misty Dawn Wilkins) and a man (Dustin James Ashley) who work together in a doll factory. Over time, the three form one of those emotionally and psychologically loaded triangles that often lead to heartache and sometimes far worse. The film's milieu and artful artlessness bring to mind some films from Fassbinder's early period, like ''Ali: Fear Eats the Soul'' and ''Why Does Herr R. Run Amok?'' It is an influence Mr. Soderbergh readily concedes. </w:t>
+        <w:t xml:space="preserve"> In a sign that public finances are under increasing strain, the central bank missed a $27 million interest payment on an international bond two weeks ago. Outgoing officials at the central bank have declared their desire to make the payment within a 30-day grace period allowing the nation to technically avoid a default, but investors and analysts are growing skeptical about the government's ability to honor its obligations.</w:t>
         <w:br/>
-        <w:t xml:space="preserve">  ''I liked that he was prolific,'' Mr. Soderbergh said of the uncompromising bad boy of New German Cinema. ''I liked the subject matter. I envied his ability to really be a part of the worlds that he portrayed. He was in it in a way that I could never be. And, I don't know, just the bluntness of his movies or most of them, I really like. I was watching a lot of them and had some of them with me when I was in Ohio, not to ape anything in specific, just for the feeling.'' </w:t>
+        <w:t xml:space="preserve"> ''It's an extremely acute situation,'' said Richard Francis, the primary credit analyst of the Dominican Republic at Standard &amp; Poor's in New York. ''We think a default is a lot more likely than not at this point.''</w:t>
         <w:br/>
-        <w:t xml:space="preserve">  Later, when Mr. Soderbergh leaves for his next press engagement and mentions that he is about to make his next two films, ''The Good German'' and ''Che,'' almost back to back, this interviewer jokes that he is a madman. </w:t>
+        <w:t xml:space="preserve"> The prospect of a default is a remarkable turnaround for an economy that was considered a model for others in the Caribbean and Latin America as recently as two years ago. A multiyear burst of robust economic growth, driven by the establishment of export-oriented factories and a vibrant tourism sector, has come undone in the last year as officials responded poorly to difficulties in the banking and electricity industries.</w:t>
         <w:br/>
-        <w:t xml:space="preserve">  ''I'm just like Fassbinder,'' Mr. Soderbergh says in his pleasant deadpan, ''but without the drugs and the whores.''</w:t>
+        <w:t xml:space="preserve"> The Dominican economy shrank last year for the first time since 1990, contracting by nearly one percentage point, and is expected to shrink about the same amount this year. The country faces a financing gap estimated at $100 million to $200 million this year after the currency, the peso, tumbled in value more than 100 percent since last year, settling in at around 45 pesos to the dollar.</w:t>
+        <w:br/>
+        <w:t xml:space="preserve"> The currency devaluation, in turn, heightened an exposure to foreign creditors, with debt in dollars ballooning to about 40 percent of gross domestic product from 20 percent. The country has nearly $6 billion in foreign debt after Mr. Mejia's government borrowed heavily during his first years in office, extending the dependence on foreign financing initiated under Mr. Fernandez's previous administration.</w:t>
+        <w:br/>
+        <w:t xml:space="preserve"> A team from the International Monetary Fund arrived in Santo Domingo this week to assess the fragile state of the Dominican government's accounts. The fund suspended a $600 million aid package to the Dominican Republic last year after Mr. Mejia's administration stunned investors by effectively renationalizing an ailing electricity company controlled by Union Fenosa of Spain. </w:t>
+        <w:br/>
+        <w:t xml:space="preserve"> Fund officials are focusing on whether Mr. Fernandez, Mr. Mejia's successor, can quickly assemble a cabinet intent on pulling the nation out of its predicament, people involved in the negotiations said. Mr. Fernandez moved in that direction on Wednesday, naming economist Hector Valdez Albizu as the new president of the central bank, as well as appointing officials to economic posts overseeing tax collection and customs. </w:t>
+        <w:br/>
+        <w:t xml:space="preserve"> Mr. Fernandez has also already sought to shield the country from the effect of increasing oil prices, traveling to Venezuela last month in an attempt to persuade the government there to continue selling oil with preferential payment terms. The Dominican Republic, a nation of 8.8 million that occupies the island of Hispaniola with Haiti, imports nearly all of its fuel and has been hurt by surging oil prices. </w:t>
+        <w:br/>
+        <w:t xml:space="preserve"> Much of the damage to the economy, however, cannot easily be undone through shuttle diplomacy or by sending promising signals to multilateral lenders. Inflation has climbed to almost 50 percent from the single digits last year as the prices of many imported products skyrocketed. Economists here say the economy would be in even worse shape if not for remittances sent to relatives by Dominicans living in the United States and Europe. </w:t>
+        <w:br/>
+        <w:t xml:space="preserve"> ''Never before in this country was more poverty created in such a short time span, less than a year,'' Miguel Ceara-Hatton, an economist with the United Nations Development Program, said in an interview. </w:t>
+        <w:br/>
+        <w:t xml:space="preserve"> Investors appear to be pricing in some sort of reorganization of the Dominican Republic's foreign debt, with the country's dollar-denominated bonds trading at about 65 cents on the dollar, a level that indicates substantial wariness but not expectations of a chaotic, Argentina-style economic collapse. Earlier this year, government negotiators were able to reach an agreement with bilateral creditors in the Paris Club that allowed them to reschedule nearly $200 million of debt coming due in 2004. </w:t>
+        <w:br/>
+        <w:t xml:space="preserve"> That agreement, however, hinges on additional financing from the International Monetary Fund and the World Bank. Mr. Fernandez seems to be bracing the country for at least some of the short-term economic medicine necessary for securing financing from multilateral lenders, throwing his support behind proposed tax reforms that would include a 20 percent excise tax on alcohol and tobacco, a 10 percent tax on phone services and a 16 percent tax on travel by plane or boat. </w:t>
+        <w:br/>
+        <w:t xml:space="preserve"> Some international officials are supporting more drastic measures. For instance, John Taylor, the undersecretary for international affairs at the Department of the Treasury, recently said the United States would provide technical assistance to the Dominican Republic if it chose to dollarize its economy, a move that would effectively replace the peso with the dollar as the currency while removing the central bank's authority to guide monetary policy. </w:t>
+        <w:br/>
+        <w:t xml:space="preserve"> It remains to be seen how Mr. Fernandez will react to such proposals, though analysts here believe he will do what he can to avert a default if Mr. Mejia's government fails to meet the interest payment on the nation's bonds before leaving office.</w:t>
+        <w:br/>
+        <w:t xml:space="preserve"> ''You have to give condolences to the winner as well as the loser in the most recent election,'' said Bernardo Vega, a former Dominican ambassador to the United States and also a former president of the central bank. ''Nobody here wants a default, but the scenario is very challenging.''</w:t>
         <w:br/>
         <w:br/>
         <w:br/>
@@ -81,9 +103,11 @@
         <w:br/>
         <w:t xml:space="preserve"> </w:t>
         <w:br/>
-        <w:t>Photos: ''Bubble,'' set in Ohio, uses a cast of nonprofessional actors, above. (Photo by Film Society of Lincoln Center)(pg. E1)</w:t>
+        <w:t>Photos: Residents of the Dominican Republic are facing a deepening fiscal crisis. Maxima Prensa, left, ran a hair salon in Santo Domingo. Shortages idled most public transportation and caused long lines at fuel stations. (Photo by Walter Astrada/Associated Press, for The New York Times)</w:t>
         <w:br/>
-        <w:t xml:space="preserve"> Steven Soderbergh said he sought a Fassbinder feel for ''Bubble.'' (Photo by Donald Weber for The New York Times)(pg. E7)</w:t>
+        <w:t>(Photo by Orlando Barria/European Pressphoto Agency)(pg. W1)</w:t>
+        <w:br/>
+        <w:t xml:space="preserve"> Leonel Fernandez, the incoming president of the Dominican Republic, faces a possible default. (Photo by Jason Szenes/European Pressphoto Agency)(pg. W7)</w:t>
       </w:r>
     </w:p>
     <w:sectPr>

--- a/example_articles/countries/Dominica/1.countries_Dominica_New_York_Times.docx
+++ b/example_articles/countries/Dominica/1.countries_Dominica_New_York_Times.docx
@@ -7,7 +7,7 @@
         <w:pStyle w:val="Heading1"/>
       </w:pPr>
       <w:r>
-        <w:t>Dominican Republic on Edge of a Default</w:t>
+        <w:t>Coming of Age as an Immigrant Child Bride; Fiction</w:t>
       </w:r>
     </w:p>
     <w:p>
@@ -17,22 +17,22 @@
     </w:p>
     <w:p>
       <w:r>
-        <w:t>Date: 2004-08-06</w:t>
+        <w:t>Date: 2019-09-03</w:t>
       </w:r>
     </w:p>
     <w:p>
       <w:r>
-        <w:t>Section: Section W; Column 3; Business/Financial Desk; Pg. 1</w:t>
+        <w:t>Section: BOOKS; review</w:t>
       </w:r>
     </w:p>
     <w:p>
       <w:r>
-        <w:t>Source file: NYT/45.DOCX</w:t>
+        <w:t>Source file: NYT/16.DOCX</w:t>
       </w:r>
     </w:p>
     <w:p>
       <w:r>
-        <w:t>Raw locations result, 'locations': ['Dominican Republic']</w:t>
+        <w:t>Raw locations result, 'locations': ['Dominican Republic', 'New York']</w:t>
       </w:r>
     </w:p>
     <w:p>
@@ -49,65 +49,31 @@
     </w:p>
     <w:p>
       <w:r>
-        <w:t xml:space="preserve">The Dominican Republic is coming uncomfortably close to a default on its foreign debt as the incoming administration of Leonel Fernandez, who assumes the presidency later this month, positions itself to grapple with a simmering economic crisis. </w:t>
+        <w:t>The titular Dominicana of Angie Cruz's third novel refers to both her narrator, Ana, and a hollow ceramic doll that serves as a vessel for all her secrets. It's an apt metaphor for Ana's role in her family: carrying within herself all their hopes to eventually build a life in the United States.</w:t>
         <w:br/>
-        <w:t xml:space="preserve"> Signs of increased hardship are evident throughout this capital city of two million, with prices for basic foods nearly doubling in the last year. Shortages of gasoline and propane have idled many automobiles, and electricity blackouts last as long as 20 hours, blanketing much of Santo Domingo in darkness at nightfall.</w:t>
+        <w:t>The novel begins in the Dominican countryside with a marriage proposal, by the 28-year-old Juan to an 11-year-old Ana. Her parents delay the formal engagement until she is 15, and Ana and Juan are married on the last day of 1964. The next morning they fly to New York City, where Juan began his life in America years earlier. "This marriage is bigger than me," Ana confides. "Juan is the ticket for all of us to eventually go to America." Her story offers an intimate portrait of the transactional nature of marriage and the economics of both womanhood and citizenship, one all too familiar to many first-generation Americans.</w:t>
         <w:br/>
-        <w:t xml:space="preserve"> ''Life has become much more of a struggle to survive, period,'' said Maxima Prensa, 36, who operates a hair salon in the living room of her home in a working-class neighborhood here. ''The proof of this is all around us.''</w:t>
+        <w:t>An alcoholic day-worker and entrepreneur, Juan quickly turns abusive, slapping her "so you remember, when I say not to do something, you have to respect it." Ana soon learns she's pregnant; in a letter "so thin and damp from the humidity" of her home country, her mother calls the baby "gold in the bank." As the months pass, we see in real time how a person can be ground down day by day, as Ana is taught by both her mother and her husband to expect less and less out of life. Ana's world feels oppressive in its confinement: Juan rarely lets her leave their building ("Don't open the door for anyone. Don't leave the apartment"). The few times she disobeys him are her only chances at adventure, filling Ana with a mix of relief, terror and pride.</w:t>
         <w:br/>
-        <w:t xml:space="preserve"> The outgoing administration of President Hipolito Mejia, trounced in a re-election bid in May, has come under criticism for using public money to compensate a relatively small number of depositors who stood to lose from several bank failures in the last year. That bailout cost the government an amount equivalent to about a fifth of gross domestic product. </w:t>
+        <w:t>[ This book was one of our most anticipated titles of September. See the full list. ]</w:t>
         <w:br/>
-        <w:t xml:space="preserve"> Tension over a deteriorating economy is manifesting itself in various ways, including the actions of a mob of protesters at the University of Santo Domingo on Tuesday who pelted the windshields of vehicles in Mr. Mejia's motorcade with stones only to be chased away by bodyguards who fired more than 100 shots into the air in the protesters' direction. No one was seriously injured in the clash. </w:t>
+        <w:t>There are limits to Cruz's choice to narrate "Dominicana" from Ana's present-tense perspective; at times the novel ventures into scenes that Ana can't possibly know about. While we're sometimes told she's piecing these together from conversations she's overheard, more often such moments briefly pull us out of the dream of Ana's otherwise compelling voice. That said, this temporary disorientation only brings the reader closer to Ana's own disoriented consciousness.</w:t>
         <w:br/>
-        <w:t xml:space="preserve"> Mr. Mejia, an businessman known for his populist rhetoric, has shown little inclination to deal with pressing issues during his remaining days in office, preferring instead to reward political supporters. In one move in recent days, his administration said it was seeking to allow civil servants to buy automobiles without paying import duties.</w:t>
+        <w:t>The short, episodic chapters follow Ana's new life in New York, interspersed with nostalgic dips into her childhood. As she gets to know Juan's family and business acquaintances — characters against whom she comes to define her new American self — these encounters often trigger memories of her family back home, of her mother's warnings not to trust anyone. There's a lovely implication in this weaving of the lives swirling around her own: the sense that Ana's story is playing out time and again in other apartments, other buildings, other neighborhoods across this country, across centuries.</w:t>
         <w:br/>
-        <w:t xml:space="preserve"> Meanwhile, Mr. Fernandez, a lawyer raised in the Bronx who served a previous term as president in the 1990's when the Dominican Republic was one of Latin America's fastest-growing countries, is under pressure from international creditors to rapidly come up with a cohesive plan for dealing with a string of costly bank failures and soaring prices for imported oil and natural gas. </w:t>
+        <w:t>Eventually, political unrest forces Juan to return to the Dominican Republic. His oppressive force lifted, Ana is now free to develop her own independent approach to the American dream. With the help of her brother-in-law César, she begins selling food to factory workers, finally becoming an autonomous economic engine, fueled by her desire to bring her family to relative safety in the United States. An extramarital relationship shows her the possibility of a partnership where love — rather than obligation — is at the center. But for Ana, to choose this love would be a betrayal not only of her husband, but also of her mother, who has unfairly placed the responsibility of securing her family's turn at the American dream solely on her shoulders. Ultimately, we see how no one should have to make such a trade-off.</w:t>
         <w:br/>
-        <w:t xml:space="preserve"> In a sign that public finances are under increasing strain, the central bank missed a $27 million interest payment on an international bond two weeks ago. Outgoing officials at the central bank have declared their desire to make the payment within a 30-day grace period allowing the nation to technically avoid a default, but investors and analysts are growing skeptical about the government's ability to honor its obligations.</w:t>
+        <w:t xml:space="preserve">Jennine Capó Crucet is the author, most recently, of "My Time Among the Whites." DOMINICANA By Angie Cruz 322 pp. Flatiron Books. $26.99. </w:t>
         <w:br/>
-        <w:t xml:space="preserve"> ''It's an extremely acute situation,'' said Richard Francis, the primary credit analyst of the Dominican Republic at Standard &amp; Poor's in New York. ''We think a default is a lot more likely than not at this point.''</w:t>
+        <w:t>PHOTO:  (PHOTOGRAPH BY Rachel Levit Ruiz FOR THE NEW YORK TIMES)</w:t>
         <w:br/>
-        <w:t xml:space="preserve"> The prospect of a default is a remarkable turnaround for an economy that was considered a model for others in the Caribbean and Latin America as recently as two years ago. A multiyear burst of robust economic growth, driven by the establishment of export-oriented factories and a vibrant tourism sector, has come undone in the last year as officials responded poorly to difficulties in the banking and electricity industries.</w:t>
+        <w:t>Related Articles</w:t>
         <w:br/>
-        <w:t xml:space="preserve"> The Dominican economy shrank last year for the first time since 1990, contracting by nearly one percentage point, and is expected to shrink about the same amount this year. The country faces a financing gap estimated at $100 million to $200 million this year after the currency, the peso, tumbled in value more than 100 percent since last year, settling in at around 45 pesos to the dollar.</w:t>
+        <w:t>'We Are So Secretive': How Nicole Dennis-Benn Depicts Working-Class Life</w:t>
         <w:br/>
-        <w:t xml:space="preserve"> The currency devaluation, in turn, heightened an exposure to foreign creditors, with debt in dollars ballooning to about 40 percent of gross domestic product from 20 percent. The country has nearly $6 billion in foreign debt after Mr. Mejia's government borrowed heavily during his first years in office, extending the dependence on foreign financing initiated under Mr. Fernandez's previous administration.</w:t>
+        <w:t>'Patsy' Upends the Stereotypes of Immigrant and Gay Fiction</w:t>
         <w:br/>
-        <w:t xml:space="preserve"> A team from the International Monetary Fund arrived in Santo Domingo this week to assess the fragile state of the Dominican government's accounts. The fund suspended a $600 million aid package to the Dominican Republic last year after Mr. Mejia's administration stunned investors by effectively renationalizing an ailing electricity company controlled by Union Fenosa of Spain. </w:t>
-        <w:br/>
-        <w:t xml:space="preserve"> Fund officials are focusing on whether Mr. Fernandez, Mr. Mejia's successor, can quickly assemble a cabinet intent on pulling the nation out of its predicament, people involved in the negotiations said. Mr. Fernandez moved in that direction on Wednesday, naming economist Hector Valdez Albizu as the new president of the central bank, as well as appointing officials to economic posts overseeing tax collection and customs. </w:t>
-        <w:br/>
-        <w:t xml:space="preserve"> Mr. Fernandez has also already sought to shield the country from the effect of increasing oil prices, traveling to Venezuela last month in an attempt to persuade the government there to continue selling oil with preferential payment terms. The Dominican Republic, a nation of 8.8 million that occupies the island of Hispaniola with Haiti, imports nearly all of its fuel and has been hurt by surging oil prices. </w:t>
-        <w:br/>
-        <w:t xml:space="preserve"> Much of the damage to the economy, however, cannot easily be undone through shuttle diplomacy or by sending promising signals to multilateral lenders. Inflation has climbed to almost 50 percent from the single digits last year as the prices of many imported products skyrocketed. Economists here say the economy would be in even worse shape if not for remittances sent to relatives by Dominicans living in the United States and Europe. </w:t>
-        <w:br/>
-        <w:t xml:space="preserve"> ''Never before in this country was more poverty created in such a short time span, less than a year,'' Miguel Ceara-Hatton, an economist with the United Nations Development Program, said in an interview. </w:t>
-        <w:br/>
-        <w:t xml:space="preserve"> Investors appear to be pricing in some sort of reorganization of the Dominican Republic's foreign debt, with the country's dollar-denominated bonds trading at about 65 cents on the dollar, a level that indicates substantial wariness but not expectations of a chaotic, Argentina-style economic collapse. Earlier this year, government negotiators were able to reach an agreement with bilateral creditors in the Paris Club that allowed them to reschedule nearly $200 million of debt coming due in 2004. </w:t>
-        <w:br/>
-        <w:t xml:space="preserve"> That agreement, however, hinges on additional financing from the International Monetary Fund and the World Bank. Mr. Fernandez seems to be bracing the country for at least some of the short-term economic medicine necessary for securing financing from multilateral lenders, throwing his support behind proposed tax reforms that would include a 20 percent excise tax on alcohol and tobacco, a 10 percent tax on phone services and a 16 percent tax on travel by plane or boat. </w:t>
-        <w:br/>
-        <w:t xml:space="preserve"> Some international officials are supporting more drastic measures. For instance, John Taylor, the undersecretary for international affairs at the Department of the Treasury, recently said the United States would provide technical assistance to the Dominican Republic if it chose to dollarize its economy, a move that would effectively replace the peso with the dollar as the currency while removing the central bank's authority to guide monetary policy. </w:t>
-        <w:br/>
-        <w:t xml:space="preserve"> It remains to be seen how Mr. Fernandez will react to such proposals, though analysts here believe he will do what he can to avert a default if Mr. Mejia's government fails to meet the interest payment on the nation's bonds before leaving office.</w:t>
-        <w:br/>
-        <w:t xml:space="preserve"> ''You have to give condolences to the winner as well as the loser in the most recent election,'' said Bernardo Vega, a former Dominican ambassador to the United States and also a former president of the central bank. ''Nobody here wants a default, but the scenario is very challenging.''</w:t>
-        <w:br/>
-        <w:br/>
-        <w:br/>
-        <w:t>http://www.nytimes.com</w:t>
-        <w:br/>
-        <w:br/>
-        <w:t>Graphic</w:t>
-        <w:br/>
-        <w:br/>
-        <w:t xml:space="preserve"> </w:t>
-        <w:br/>
-        <w:t>Photos: Residents of the Dominican Republic are facing a deepening fiscal crisis. Maxima Prensa, left, ran a hair salon in Santo Domingo. Shortages idled most public transportation and caused long lines at fuel stations. (Photo by Walter Astrada/Associated Press, for The New York Times)</w:t>
-        <w:br/>
-        <w:t>(Photo by Orlando Barria/European Pressphoto Agency)(pg. W1)</w:t>
-        <w:br/>
-        <w:t xml:space="preserve"> Leonel Fernandez, the incoming president of the Dominican Republic, faces a possible default. (Photo by Jason Szenes/European Pressphoto Agency)(pg. W7)</w:t>
+        <w:t>Newly Released Books</w:t>
       </w:r>
     </w:p>
     <w:sectPr>
